--- a/Lab2_АгиенкоДА/Отчет_ЛР2_АгиенкоДА.docx
+++ b/Lab2_АгиенкоДА/Отчет_ЛР2_АгиенкоДА.docx
@@ -23,7 +23,7 @@
     </w:p>
     <w:p>
       <w:r>
-        <w:t>Группа: [группа]</w:t>
+        <w:t>Группа: 2307В2</w:t>
       </w:r>
     </w:p>
     <w:p>
